--- a/Example/Telegram Project/Telegram report (отчёт Telegram).docx
+++ b/Example/Telegram Project/Telegram report (отчёт Telegram).docx
@@ -2605,7 +2605,7 @@
                 <w:lang w:val="en-US"/>
               </w:rPr>
             </w:pPr>
-            <w:bookmarkStart w:id="3" w:name="Graph_0" w:colFirst="0" w:colLast="8"/>
+            <w:bookmarkStart w:id="3" w:name="Graph_0" w:colFirst="4" w:colLast="8"/>
           </w:p>
         </w:tc>
         <w:tc>
@@ -2734,6 +2734,356 @@
         </w:tc>
       </w:tr>
       <w:bookmarkEnd w:id="3"/>
+      <w:tr>
+        <w:trPr>
+          <w:gridAfter w:val="5"/>
+          <w:wAfter w:w="5155" w:type="dxa"/>
+        </w:trPr>
+        <w:tc>
+          <w:tcPr>
+            <w:tcW w:w="1301" w:type="dxa"/>
+          </w:tcPr>
+          <w:p>
+            <w:pPr>
+              <w:rPr>
+                <w:rFonts w:ascii="Consolas" w:hAnsi="Consolas" w:cs="Times New Roman"/>
+                <w:b/>
+                <w:bCs/>
+                <w:sz w:val="18"/>
+                <w:szCs w:val="18"/>
+                <w:lang w:val="en-US"/>
+              </w:rPr>
+            </w:pPr>
+          </w:p>
+        </w:tc>
+        <w:tc>
+          <w:tcPr>
+            <w:tcW w:w="747" w:type="dxa"/>
+          </w:tcPr>
+          <w:p>
+            <w:pPr>
+              <w:rPr>
+                <w:rFonts w:ascii="Consolas" w:hAnsi="Consolas" w:cs="Times New Roman"/>
+                <w:sz w:val="18"/>
+                <w:szCs w:val="18"/>
+                <w:lang w:val="en-US"/>
+              </w:rPr>
+            </w:pPr>
+          </w:p>
+        </w:tc>
+        <w:tc>
+          <w:tcPr>
+            <w:tcW w:w="1136" w:type="dxa"/>
+          </w:tcPr>
+          <w:p>
+            <w:pPr>
+              <w:rPr>
+                <w:rFonts w:ascii="Consolas" w:hAnsi="Consolas" w:cs="Times New Roman"/>
+                <w:sz w:val="18"/>
+                <w:szCs w:val="18"/>
+                <w:lang w:val="en-US"/>
+              </w:rPr>
+            </w:pPr>
+          </w:p>
+        </w:tc>
+        <w:tc>
+          <w:tcPr>
+            <w:tcW w:w="1300" w:type="dxa"/>
+          </w:tcPr>
+          <w:p>
+            <w:pPr>
+              <w:rPr>
+                <w:rFonts w:ascii="Consolas" w:hAnsi="Consolas" w:cs="Times New Roman"/>
+                <w:b/>
+                <w:bCs/>
+                <w:sz w:val="18"/>
+                <w:szCs w:val="18"/>
+                <w:lang w:val="en-US"/>
+              </w:rPr>
+            </w:pPr>
+          </w:p>
+        </w:tc>
+      </w:tr>
+      <w:tr>
+        <w:trPr>
+          <w:gridAfter w:val="5"/>
+          <w:wAfter w:w="5155" w:type="dxa"/>
+        </w:trPr>
+        <w:tc>
+          <w:tcPr>
+            <w:tcW w:w="1301" w:type="dxa"/>
+          </w:tcPr>
+          <w:p>
+            <w:pPr>
+              <w:rPr>
+                <w:rFonts w:ascii="Consolas" w:hAnsi="Consolas" w:cs="Times New Roman"/>
+                <w:b/>
+                <w:bCs/>
+                <w:sz w:val="18"/>
+                <w:szCs w:val="18"/>
+                <w:lang w:val="en-US"/>
+              </w:rPr>
+            </w:pPr>
+          </w:p>
+        </w:tc>
+        <w:tc>
+          <w:tcPr>
+            <w:tcW w:w="747" w:type="dxa"/>
+          </w:tcPr>
+          <w:p>
+            <w:pPr>
+              <w:rPr>
+                <w:rFonts w:ascii="Consolas" w:hAnsi="Consolas" w:cs="Times New Roman"/>
+                <w:sz w:val="18"/>
+                <w:szCs w:val="18"/>
+                <w:lang w:val="en-US"/>
+              </w:rPr>
+            </w:pPr>
+          </w:p>
+        </w:tc>
+        <w:tc>
+          <w:tcPr>
+            <w:tcW w:w="1136" w:type="dxa"/>
+          </w:tcPr>
+          <w:p>
+            <w:pPr>
+              <w:rPr>
+                <w:rFonts w:ascii="Consolas" w:hAnsi="Consolas" w:cs="Times New Roman"/>
+                <w:sz w:val="18"/>
+                <w:szCs w:val="18"/>
+                <w:lang w:val="en-US"/>
+              </w:rPr>
+            </w:pPr>
+          </w:p>
+        </w:tc>
+        <w:tc>
+          <w:tcPr>
+            <w:tcW w:w="1300" w:type="dxa"/>
+          </w:tcPr>
+          <w:p>
+            <w:pPr>
+              <w:rPr>
+                <w:rFonts w:ascii="Consolas" w:hAnsi="Consolas" w:cs="Times New Roman"/>
+                <w:b/>
+                <w:bCs/>
+                <w:sz w:val="18"/>
+                <w:szCs w:val="18"/>
+                <w:lang w:val="en-US"/>
+              </w:rPr>
+            </w:pPr>
+          </w:p>
+        </w:tc>
+      </w:tr>
+      <w:tr>
+        <w:trPr>
+          <w:gridAfter w:val="5"/>
+          <w:wAfter w:w="5155" w:type="dxa"/>
+        </w:trPr>
+        <w:tc>
+          <w:tcPr>
+            <w:tcW w:w="1301" w:type="dxa"/>
+          </w:tcPr>
+          <w:p>
+            <w:pPr>
+              <w:rPr>
+                <w:rFonts w:ascii="Consolas" w:hAnsi="Consolas" w:cs="Times New Roman"/>
+                <w:b/>
+                <w:bCs/>
+                <w:sz w:val="18"/>
+                <w:szCs w:val="18"/>
+                <w:lang w:val="en-US"/>
+              </w:rPr>
+            </w:pPr>
+          </w:p>
+        </w:tc>
+        <w:tc>
+          <w:tcPr>
+            <w:tcW w:w="747" w:type="dxa"/>
+          </w:tcPr>
+          <w:p>
+            <w:pPr>
+              <w:rPr>
+                <w:rFonts w:ascii="Consolas" w:hAnsi="Consolas" w:cs="Times New Roman"/>
+                <w:sz w:val="18"/>
+                <w:szCs w:val="18"/>
+                <w:lang w:val="en-US"/>
+              </w:rPr>
+            </w:pPr>
+          </w:p>
+        </w:tc>
+        <w:tc>
+          <w:tcPr>
+            <w:tcW w:w="1136" w:type="dxa"/>
+          </w:tcPr>
+          <w:p>
+            <w:pPr>
+              <w:rPr>
+                <w:rFonts w:ascii="Consolas" w:hAnsi="Consolas" w:cs="Times New Roman"/>
+                <w:sz w:val="18"/>
+                <w:szCs w:val="18"/>
+                <w:lang w:val="en-US"/>
+              </w:rPr>
+            </w:pPr>
+          </w:p>
+        </w:tc>
+        <w:tc>
+          <w:tcPr>
+            <w:tcW w:w="1300" w:type="dxa"/>
+          </w:tcPr>
+          <w:p>
+            <w:pPr>
+              <w:rPr>
+                <w:rFonts w:ascii="Consolas" w:hAnsi="Consolas" w:cs="Times New Roman"/>
+                <w:b/>
+                <w:bCs/>
+                <w:sz w:val="18"/>
+                <w:szCs w:val="18"/>
+                <w:lang w:val="en-US"/>
+              </w:rPr>
+            </w:pPr>
+          </w:p>
+        </w:tc>
+      </w:tr>
+      <w:tr>
+        <w:trPr>
+          <w:gridAfter w:val="5"/>
+          <w:wAfter w:w="5155" w:type="dxa"/>
+        </w:trPr>
+        <w:tc>
+          <w:tcPr>
+            <w:tcW w:w="1301" w:type="dxa"/>
+          </w:tcPr>
+          <w:p>
+            <w:pPr>
+              <w:rPr>
+                <w:rFonts w:ascii="Consolas" w:hAnsi="Consolas" w:cs="Times New Roman"/>
+                <w:b/>
+                <w:bCs/>
+                <w:sz w:val="18"/>
+                <w:szCs w:val="18"/>
+                <w:lang w:val="en-US"/>
+              </w:rPr>
+            </w:pPr>
+          </w:p>
+        </w:tc>
+        <w:tc>
+          <w:tcPr>
+            <w:tcW w:w="747" w:type="dxa"/>
+          </w:tcPr>
+          <w:p>
+            <w:pPr>
+              <w:rPr>
+                <w:rFonts w:ascii="Consolas" w:hAnsi="Consolas" w:cs="Times New Roman"/>
+                <w:sz w:val="18"/>
+                <w:szCs w:val="18"/>
+                <w:lang w:val="en-US"/>
+              </w:rPr>
+            </w:pPr>
+          </w:p>
+        </w:tc>
+        <w:tc>
+          <w:tcPr>
+            <w:tcW w:w="1136" w:type="dxa"/>
+          </w:tcPr>
+          <w:p>
+            <w:pPr>
+              <w:rPr>
+                <w:rFonts w:ascii="Consolas" w:hAnsi="Consolas" w:cs="Times New Roman"/>
+                <w:sz w:val="18"/>
+                <w:szCs w:val="18"/>
+                <w:lang w:val="en-US"/>
+              </w:rPr>
+            </w:pPr>
+          </w:p>
+        </w:tc>
+        <w:tc>
+          <w:tcPr>
+            <w:tcW w:w="1300" w:type="dxa"/>
+          </w:tcPr>
+          <w:p>
+            <w:pPr>
+              <w:rPr>
+                <w:rFonts w:ascii="Consolas" w:hAnsi="Consolas" w:cs="Times New Roman"/>
+                <w:b/>
+                <w:bCs/>
+                <w:sz w:val="18"/>
+                <w:szCs w:val="18"/>
+                <w:lang w:val="en-US"/>
+              </w:rPr>
+            </w:pPr>
+          </w:p>
+        </w:tc>
+      </w:tr>
+      <w:tr>
+        <w:trPr>
+          <w:gridAfter w:val="5"/>
+          <w:wAfter w:w="5155" w:type="dxa"/>
+        </w:trPr>
+        <w:tc>
+          <w:tcPr>
+            <w:tcW w:w="1301" w:type="dxa"/>
+          </w:tcPr>
+          <w:p>
+            <w:pPr>
+              <w:rPr>
+                <w:rFonts w:ascii="Consolas" w:hAnsi="Consolas" w:cs="Times New Roman"/>
+                <w:b/>
+                <w:bCs/>
+                <w:sz w:val="18"/>
+                <w:szCs w:val="18"/>
+                <w:lang w:val="en-US"/>
+              </w:rPr>
+            </w:pPr>
+          </w:p>
+        </w:tc>
+        <w:tc>
+          <w:tcPr>
+            <w:tcW w:w="747" w:type="dxa"/>
+          </w:tcPr>
+          <w:p>
+            <w:pPr>
+              <w:rPr>
+                <w:rFonts w:ascii="Consolas" w:hAnsi="Consolas" w:cs="Times New Roman"/>
+                <w:sz w:val="18"/>
+                <w:szCs w:val="18"/>
+                <w:lang w:val="en-US"/>
+              </w:rPr>
+            </w:pPr>
+          </w:p>
+        </w:tc>
+        <w:tc>
+          <w:tcPr>
+            <w:tcW w:w="1136" w:type="dxa"/>
+          </w:tcPr>
+          <w:p>
+            <w:pPr>
+              <w:rPr>
+                <w:rFonts w:ascii="Consolas" w:hAnsi="Consolas" w:cs="Times New Roman"/>
+                <w:sz w:val="18"/>
+                <w:szCs w:val="18"/>
+                <w:lang w:val="en-US"/>
+              </w:rPr>
+            </w:pPr>
+          </w:p>
+        </w:tc>
+        <w:tc>
+          <w:tcPr>
+            <w:tcW w:w="1300" w:type="dxa"/>
+          </w:tcPr>
+          <w:p>
+            <w:pPr>
+              <w:rPr>
+                <w:rFonts w:ascii="Consolas" w:hAnsi="Consolas" w:cs="Times New Roman"/>
+                <w:b/>
+                <w:bCs/>
+                <w:sz w:val="18"/>
+                <w:szCs w:val="18"/>
+                <w:lang w:val="en-US"/>
+              </w:rPr>
+            </w:pPr>
+          </w:p>
+        </w:tc>
+      </w:tr>
     </w:tbl>
     <w:p>
       <w:pPr>
@@ -7185,6 +7535,7 @@
           <w:iCs/>
           <w:sz w:val="28"/>
           <w:szCs w:val="28"/>
+          <w:lang w:val="en-US"/>
         </w:rPr>
       </w:pPr>
       <w:proofErr w:type="gramStart"/>
@@ -7206,6 +7557,7 @@
           <w:iCs/>
           <w:sz w:val="28"/>
           <w:szCs w:val="28"/>
+          <w:lang w:val="en-US"/>
         </w:rPr>
         <w:t>.</w:t>
       </w:r>
@@ -7228,6 +7580,7 @@
           <w:iCs/>
           <w:sz w:val="28"/>
           <w:szCs w:val="28"/>
+          <w:lang w:val="en-US"/>
         </w:rPr>
         <w:t>_</w:t>
       </w:r>
@@ -7249,10 +7602,10 @@
           <w:iCs/>
           <w:sz w:val="28"/>
           <w:szCs w:val="28"/>
+          <w:lang w:val="en-US"/>
         </w:rPr>
         <w:t>(</w:t>
       </w:r>
-      <w:proofErr w:type="spellStart"/>
       <w:r>
         <w:rPr>
           <w:rFonts w:ascii="Consolas" w:hAnsi="Consolas" w:cs="Times New Roman"/>
@@ -7264,7 +7617,6 @@
         </w:rPr>
         <w:t>numline</w:t>
       </w:r>
-      <w:proofErr w:type="spellEnd"/>
       <w:r>
         <w:rPr>
           <w:rFonts w:ascii="Consolas" w:hAnsi="Consolas" w:cs="Times New Roman"/>
@@ -7272,6 +7624,7 @@
           <w:iCs/>
           <w:sz w:val="28"/>
           <w:szCs w:val="28"/>
+          <w:lang w:val="en-US"/>
         </w:rPr>
         <w:t>,</w:t>
       </w:r>
@@ -7293,10 +7646,10 @@
           <w:iCs/>
           <w:sz w:val="28"/>
           <w:szCs w:val="28"/>
+          <w:lang w:val="en-US"/>
         </w:rPr>
         <w:t>,*</w:t>
       </w:r>
-      <w:proofErr w:type="spellStart"/>
       <w:r>
         <w:rPr>
           <w:rFonts w:ascii="Consolas" w:hAnsi="Consolas" w:cs="Times New Roman"/>
@@ -7308,7 +7661,6 @@
         </w:rPr>
         <w:t>arroy</w:t>
       </w:r>
-      <w:proofErr w:type="spellEnd"/>
       <w:r>
         <w:rPr>
           <w:rFonts w:ascii="Consolas" w:hAnsi="Consolas" w:cs="Times New Roman"/>
@@ -7316,10 +7668,10 @@
           <w:iCs/>
           <w:sz w:val="28"/>
           <w:szCs w:val="28"/>
+          <w:lang w:val="en-US"/>
         </w:rPr>
         <w:t>,*</w:t>
       </w:r>
-      <w:proofErr w:type="spellStart"/>
       <w:r>
         <w:rPr>
           <w:rFonts w:ascii="Consolas" w:hAnsi="Consolas" w:cs="Times New Roman"/>
@@ -7331,7 +7683,6 @@
         </w:rPr>
         <w:t>arrox</w:t>
       </w:r>
-      <w:proofErr w:type="spellEnd"/>
       <w:r>
         <w:rPr>
           <w:rFonts w:ascii="Consolas" w:hAnsi="Consolas" w:cs="Times New Roman"/>
@@ -7339,6 +7690,7 @@
           <w:iCs/>
           <w:sz w:val="28"/>
           <w:szCs w:val="28"/>
+          <w:lang w:val="en-US"/>
         </w:rPr>
         <w:t>,</w:t>
       </w:r>
@@ -7360,6 +7712,7 @@
           <w:iCs/>
           <w:sz w:val="28"/>
           <w:szCs w:val="28"/>
+          <w:lang w:val="en-US"/>
         </w:rPr>
         <w:t>,</w:t>
       </w:r>
@@ -7381,6 +7734,7 @@
           <w:iCs/>
           <w:sz w:val="28"/>
           <w:szCs w:val="28"/>
+          <w:lang w:val="en-US"/>
         </w:rPr>
         <w:t>,</w:t>
       </w:r>
@@ -7402,6 +7756,7 @@
           <w:iCs/>
           <w:sz w:val="28"/>
           <w:szCs w:val="28"/>
+          <w:lang w:val="en-US"/>
         </w:rPr>
         <w:t>)</w:t>
       </w:r>
@@ -8439,6 +8794,7 @@
           <w:rFonts w:ascii="Consolas" w:hAnsi="Consolas" w:cs="Times New Roman"/>
           <w:sz w:val="28"/>
           <w:szCs w:val="28"/>
+          <w:lang w:val="en-US"/>
         </w:rPr>
       </w:pPr>
       <w:proofErr w:type="gramStart"/>
@@ -8447,6 +8803,7 @@
           <w:rFonts w:ascii="Consolas" w:hAnsi="Consolas" w:cs="Times New Roman"/>
           <w:sz w:val="28"/>
           <w:szCs w:val="28"/>
+          <w:lang w:val="en-US"/>
         </w:rPr>
         <w:t>:</w:t>
       </w:r>
@@ -8465,6 +8822,7 @@
           <w:rFonts w:ascii="Consolas" w:hAnsi="Consolas" w:cs="Times New Roman"/>
           <w:sz w:val="28"/>
           <w:szCs w:val="28"/>
+          <w:lang w:val="en-US"/>
         </w:rPr>
         <w:t xml:space="preserve"> </w:t>
       </w:r>
@@ -8482,6 +8840,7 @@
           <w:rFonts w:ascii="Consolas" w:hAnsi="Consolas" w:cs="Times New Roman"/>
           <w:sz w:val="28"/>
           <w:szCs w:val="28"/>
+          <w:lang w:val="en-US"/>
         </w:rPr>
         <w:t xml:space="preserve"> *</w:t>
       </w:r>
@@ -8501,6 +8860,7 @@
           <w:rFonts w:ascii="Consolas" w:hAnsi="Consolas" w:cs="Times New Roman"/>
           <w:sz w:val="28"/>
           <w:szCs w:val="28"/>
+          <w:lang w:val="en-US"/>
         </w:rPr>
         <w:t xml:space="preserve">: </w:t>
       </w:r>
@@ -8517,6 +8877,7 @@
           <w:rFonts w:ascii="Consolas" w:hAnsi="Consolas" w:cs="Times New Roman"/>
           <w:sz w:val="28"/>
           <w:szCs w:val="28"/>
+          <w:lang w:val="en-US"/>
         </w:rPr>
         <w:t xml:space="preserve"> </w:t>
       </w:r>
@@ -8533,6 +8894,7 @@
           <w:rFonts w:ascii="Consolas" w:hAnsi="Consolas" w:cs="Times New Roman"/>
           <w:sz w:val="28"/>
           <w:szCs w:val="28"/>
+          <w:lang w:val="en-US"/>
         </w:rPr>
         <w:t xml:space="preserve"> </w:t>
       </w:r>
@@ -8549,6 +8911,7 @@
           <w:rFonts w:ascii="Consolas" w:hAnsi="Consolas" w:cs="Times New Roman"/>
           <w:sz w:val="28"/>
           <w:szCs w:val="28"/>
+          <w:lang w:val="en-US"/>
         </w:rPr>
         <w:t xml:space="preserve"> </w:t>
       </w:r>
@@ -8565,6 +8928,7 @@
           <w:rFonts w:ascii="Consolas" w:hAnsi="Consolas" w:cs="Times New Roman"/>
           <w:sz w:val="28"/>
           <w:szCs w:val="28"/>
+          <w:lang w:val="en-US"/>
         </w:rPr>
         <w:t xml:space="preserve"> </w:t>
       </w:r>
@@ -8581,6 +8945,7 @@
           <w:rFonts w:ascii="Consolas" w:hAnsi="Consolas" w:cs="Times New Roman"/>
           <w:sz w:val="28"/>
           <w:szCs w:val="28"/>
+          <w:lang w:val="en-US"/>
         </w:rPr>
         <w:t xml:space="preserve"> </w:t>
       </w:r>
@@ -9527,19 +9892,19 @@
       </w:pPr>
     </w:lvl>
   </w:abstractNum>
-  <w:num w:numId="1">
+  <w:num w:numId="1" w16cid:durableId="1571501878">
     <w:abstractNumId w:val="2"/>
   </w:num>
-  <w:num w:numId="2">
+  <w:num w:numId="2" w16cid:durableId="55470133">
     <w:abstractNumId w:val="4"/>
   </w:num>
-  <w:num w:numId="3">
+  <w:num w:numId="3" w16cid:durableId="1720858051">
     <w:abstractNumId w:val="1"/>
   </w:num>
-  <w:num w:numId="4">
+  <w:num w:numId="4" w16cid:durableId="735510640">
     <w:abstractNumId w:val="0"/>
   </w:num>
-  <w:num w:numId="5">
+  <w:num w:numId="5" w16cid:durableId="920674430">
     <w:abstractNumId w:val="3"/>
   </w:num>
 </w:numbering>
